--- a/atelier/atelier_094.docx
+++ b/atelier/atelier_094.docx
@@ -135,7 +135,7 @@
           </w:tcPr>
           <w:p>
             <w:r>
-              <w:t xml:space="preserve">Le repo contient-il les fichiers essentiels (README, .gitignore, CHANGELOG) ?</w:t>
+              <w:t xml:space="preserve">Le repo contient-il les fichiers essentiels (README,.gitignore, CHANGELOG) ?</w:t>
             </w:r>
           </w:p>
         </w:tc>
@@ -460,7 +460,7 @@
         <w:spacing w:after="120"/>
       </w:pPr>
       <w:r>
-        <w:t xml:space="preserve">Un repo sans README est une porte sans étiquette. Celui qui l’ouvre — un nouveau dans la squad, un collègue d’une autre équipe, soi-même dans six mois — ne sait pas ce que fait ce projet, comment le lancer, ni comment y contribuer. Il doit fouiller le code, demander autour de lui, perdre du temps. Le README est la première chose qu’on voit en ouvrant un dépôt : c’est lui qui donne au projet une identité lisible. Le sujet de cet atelier est de construire un README minimal mais utile — pas une documentation exhaustive (ce sera le #96), mais l’essentiel qui permet à quiconque de comprendre et de démarrer : ce qu’est le projet, comment le lancer, comment y contribuer. On vise le strict nécessaire qui fait la plus grande différence.</w:t>
+        <w:t xml:space="preserve">Un repo sans README est une porte sans étiquette. Celui qui l’ouvre — un nouveau dans la squad, un collègue d’une autre équipe, soi-même dans six mois — ne sait pas ce que fait ce projet, comment le lancer, ni comment y contribuer. Il doit fouiller le code, demander autour de lui, perdre du temps. Le README est la première chose qu’on voit en ouvrant un dépôt : c’est lui qui donne au projet une identité lisible. Le sujet de cet atelier est de construire un README minimal mais utile — pas une documentation exhaustive (ce sera le enrichir le README : du minimal au complet), mais l’essentiel qui permet à quiconque de comprendre et de démarrer : ce qu’est le projet, comment le lancer, comment y contribuer. On vise le strict nécessaire qui fait la plus grande différence.</w:t>
       </w:r>
     </w:p>
     <w:p>
@@ -494,7 +494,7 @@
         <w:spacing w:after="80"/>
       </w:pPr>
       <w:r>
-        <w:t xml:space="preserve">Le minimal utile vaut mieux qu’un README parfait jamais écrit : viser d’emblée une documentation complète décourage et finit par ne rien produire. Un README minimal — nom, description, comment lancer, comment contribuer — couvre 80 % du besoin pour 20 % de l’effort. On enrichira ensuite (#96).</w:t>
+        <w:t xml:space="preserve">Le minimal utile vaut mieux qu’un README parfait jamais écrit : viser d’emblée une documentation complète décourage et finit par ne rien produire. Un README minimal — nom, description, comment lancer, comment contribuer — couvre 80 % du besoin pour 20 % de l’effort. On enrichira ensuite.</w:t>
       </w:r>
     </w:p>
     <w:p>
@@ -591,17 +591,17 @@
                 <w:sz w:val="18"/>
                 <w:szCs w:val="18"/>
               </w:rPr>
-              <w:t xml:space="preserve">  # Nom du projet</w:t>
-            </w:r>
-          </w:p>
-          <w:p>
-            <w:r>
-              <w:rPr>
-                <w:rFonts w:ascii="Consolas" w:cs="Consolas" w:eastAsia="Consolas" w:hAnsi="Consolas"/>
-                <w:sz w:val="18"/>
-                <w:szCs w:val="18"/>
-              </w:rPr>
-              <w:t xml:space="preserve">  Une phrase : qu'est-ce que ce projet, à quoi il sert.</w:t>
+              <w:t xml:space="preserve"> # Nom du projet</w:t>
+            </w:r>
+          </w:p>
+          <w:p>
+            <w:r>
+              <w:rPr>
+                <w:rFonts w:ascii="Consolas" w:cs="Consolas" w:eastAsia="Consolas" w:hAnsi="Consolas"/>
+                <w:sz w:val="18"/>
+                <w:szCs w:val="18"/>
+              </w:rPr>
+              <w:t xml:space="preserve"> Une phrase : qu'est-ce que ce projet, à quoi il sert.</w:t>
             </w:r>
           </w:p>
           <w:p>
@@ -621,17 +621,17 @@
                 <w:sz w:val="18"/>
                 <w:szCs w:val="18"/>
               </w:rPr>
-              <w:t xml:space="preserve">  ## Description</w:t>
-            </w:r>
-          </w:p>
-          <w:p>
-            <w:r>
-              <w:rPr>
-                <w:rFonts w:ascii="Consolas" w:cs="Consolas" w:eastAsia="Consolas" w:hAnsi="Consolas"/>
-                <w:sz w:val="18"/>
-                <w:szCs w:val="18"/>
-              </w:rPr>
-              <w:t xml:space="preserve">  2-3 phrases : le contexte, ce que ça résout, pour qui.</w:t>
+              <w:t xml:space="preserve"> ## Description</w:t>
+            </w:r>
+          </w:p>
+          <w:p>
+            <w:r>
+              <w:rPr>
+                <w:rFonts w:ascii="Consolas" w:cs="Consolas" w:eastAsia="Consolas" w:hAnsi="Consolas"/>
+                <w:sz w:val="18"/>
+                <w:szCs w:val="18"/>
+              </w:rPr>
+              <w:t xml:space="preserve"> 2-3 phrases : le contexte, ce que ça résout, pour qui.</w:t>
             </w:r>
           </w:p>
           <w:p>
@@ -651,37 +651,37 @@
                 <w:sz w:val="18"/>
                 <w:szCs w:val="18"/>
               </w:rPr>
-              <w:t xml:space="preserve">  ## Comment lancer</w:t>
-            </w:r>
-          </w:p>
-          <w:p>
-            <w:r>
-              <w:rPr>
-                <w:rFonts w:ascii="Consolas" w:cs="Consolas" w:eastAsia="Consolas" w:hAnsi="Consolas"/>
-                <w:sz w:val="18"/>
-                <w:szCs w:val="18"/>
-              </w:rPr>
-              <w:t xml:space="preserve">  - Prérequis (versions, outils nécessaires)</w:t>
-            </w:r>
-          </w:p>
-          <w:p>
-            <w:r>
-              <w:rPr>
-                <w:rFonts w:ascii="Consolas" w:cs="Consolas" w:eastAsia="Consolas" w:hAnsi="Consolas"/>
-                <w:sz w:val="18"/>
-                <w:szCs w:val="18"/>
-              </w:rPr>
-              <w:t xml:space="preserve">  - Installation (les commandes, dans l'ordre)</w:t>
-            </w:r>
-          </w:p>
-          <w:p>
-            <w:r>
-              <w:rPr>
-                <w:rFonts w:ascii="Consolas" w:cs="Consolas" w:eastAsia="Consolas" w:hAnsi="Consolas"/>
-                <w:sz w:val="18"/>
-                <w:szCs w:val="18"/>
-              </w:rPr>
-              <w:t xml:space="preserve">  - Démarrage (la commande qui fait tourner le projet)</w:t>
+              <w:t xml:space="preserve"> ## Comment lancer</w:t>
+            </w:r>
+          </w:p>
+          <w:p>
+            <w:r>
+              <w:rPr>
+                <w:rFonts w:ascii="Consolas" w:cs="Consolas" w:eastAsia="Consolas" w:hAnsi="Consolas"/>
+                <w:sz w:val="18"/>
+                <w:szCs w:val="18"/>
+              </w:rPr>
+              <w:t xml:space="preserve"> - Prérequis (versions, outils nécessaires)</w:t>
+            </w:r>
+          </w:p>
+          <w:p>
+            <w:r>
+              <w:rPr>
+                <w:rFonts w:ascii="Consolas" w:cs="Consolas" w:eastAsia="Consolas" w:hAnsi="Consolas"/>
+                <w:sz w:val="18"/>
+                <w:szCs w:val="18"/>
+              </w:rPr>
+              <w:t xml:space="preserve"> - Installation (les commandes, dans l'ordre)</w:t>
+            </w:r>
+          </w:p>
+          <w:p>
+            <w:r>
+              <w:rPr>
+                <w:rFonts w:ascii="Consolas" w:cs="Consolas" w:eastAsia="Consolas" w:hAnsi="Consolas"/>
+                <w:sz w:val="18"/>
+                <w:szCs w:val="18"/>
+              </w:rPr>
+              <w:t xml:space="preserve"> - Démarrage (la commande qui fait tourner le projet)</w:t>
             </w:r>
           </w:p>
           <w:p>
@@ -701,37 +701,37 @@
                 <w:sz w:val="18"/>
                 <w:szCs w:val="18"/>
               </w:rPr>
-              <w:t xml:space="preserve">  ## Comment contribuer</w:t>
-            </w:r>
-          </w:p>
-          <w:p>
-            <w:r>
-              <w:rPr>
-                <w:rFonts w:ascii="Consolas" w:cs="Consolas" w:eastAsia="Consolas" w:hAnsi="Consolas"/>
-                <w:sz w:val="18"/>
-                <w:szCs w:val="18"/>
-              </w:rPr>
-              <w:t xml:space="preserve">  - Comment proposer un changement (la MR, cf. H03)</w:t>
-            </w:r>
-          </w:p>
-          <w:p>
-            <w:r>
-              <w:rPr>
-                <w:rFonts w:ascii="Consolas" w:cs="Consolas" w:eastAsia="Consolas" w:hAnsi="Consolas"/>
-                <w:sz w:val="18"/>
-                <w:szCs w:val="18"/>
-              </w:rPr>
-              <w:t xml:space="preserve">  - Conventions de base (branches cf. #83, commits cf. #71)</w:t>
-            </w:r>
-          </w:p>
-          <w:p>
-            <w:r>
-              <w:rPr>
-                <w:rFonts w:ascii="Consolas" w:cs="Consolas" w:eastAsia="Consolas" w:hAnsi="Consolas"/>
-                <w:sz w:val="18"/>
-                <w:szCs w:val="18"/>
-              </w:rPr>
-              <w:t xml:space="preserve">  - Qui contacter en cas de question</w:t>
+              <w:t xml:space="preserve"> ## Comment contribuer</w:t>
+            </w:r>
+          </w:p>
+          <w:p>
+            <w:r>
+              <w:rPr>
+                <w:rFonts w:ascii="Consolas" w:cs="Consolas" w:eastAsia="Consolas" w:hAnsi="Consolas"/>
+                <w:sz w:val="18"/>
+                <w:szCs w:val="18"/>
+              </w:rPr>
+              <w:t xml:space="preserve"> - Comment proposer un changement (la MR, cf. H03)</w:t>
+            </w:r>
+          </w:p>
+          <w:p>
+            <w:r>
+              <w:rPr>
+                <w:rFonts w:ascii="Consolas" w:cs="Consolas" w:eastAsia="Consolas" w:hAnsi="Consolas"/>
+                <w:sz w:val="18"/>
+                <w:szCs w:val="18"/>
+              </w:rPr>
+              <w:t xml:space="preserve"> - Conventions de base (branches cf., commits cf.)</w:t>
+            </w:r>
+          </w:p>
+          <w:p>
+            <w:r>
+              <w:rPr>
+                <w:rFonts w:ascii="Consolas" w:cs="Consolas" w:eastAsia="Consolas" w:hAnsi="Consolas"/>
+                <w:sz w:val="18"/>
+                <w:szCs w:val="18"/>
+              </w:rPr>
+              <w:t xml:space="preserve"> - Qui contacter en cas de question</w:t>
             </w:r>
           </w:p>
           <w:p>
@@ -751,17 +751,17 @@
                 <w:sz w:val="18"/>
                 <w:szCs w:val="18"/>
               </w:rPr>
-              <w:t xml:space="preserve">  -&gt; Minimal mais COMPLET sur l'essentiel. L'enrichissement</w:t>
-            </w:r>
-          </w:p>
-          <w:p>
-            <w:r>
-              <w:rPr>
-                <w:rFonts w:ascii="Consolas" w:cs="Consolas" w:eastAsia="Consolas" w:hAnsi="Consolas"/>
-                <w:sz w:val="18"/>
-                <w:szCs w:val="18"/>
-              </w:rPr>
-              <w:t xml:space="preserve">     (archi, dépendances, contacts détaillés) = atelier #96.</w:t>
+              <w:t xml:space="preserve"> -&gt; Minimal mais COMPLET sur l'essentiel. L'enrichissement</w:t>
+            </w:r>
+          </w:p>
+          <w:p>
+            <w:r>
+              <w:rPr>
+                <w:rFonts w:ascii="Consolas" w:cs="Consolas" w:eastAsia="Consolas" w:hAnsi="Consolas"/>
+                <w:sz w:val="18"/>
+                <w:szCs w:val="18"/>
+              </w:rPr>
+              <w:t xml:space="preserve"> (archi, dépendances, contacts détaillés) = atelier.</w:t>
             </w:r>
           </w:p>
         </w:tc>
@@ -811,7 +811,7 @@
         <w:spacing w:after="80"/>
       </w:pPr>
       <w:r>
-        <w:t xml:space="preserve">Renvoyer aux conventions déjà posées plutôt que tout réécrire : pour « comment contribuer », pointer vers ce qui existe (le flux par MR de H03, les conventions de branches du #83, de commits du #71) au lieu de paraphraser. Le README oriente, il ne duplique pas.</w:t>
+        <w:t xml:space="preserve">Renvoyer aux conventions déjà posées plutôt que tout réécrire : pour « comment contribuer », pointer vers ce qui existe (le flux par MR de H03, les conventions de branches du nommer pour s’y retrouver : les conventions de branches, de commits du automatiser la version sans bruit : conventional commits &amp; release pilotée) au lieu de paraphraser. Le README oriente, il ne duplique pas.</w:t>
       </w:r>
     </w:p>
     <w:p>
@@ -840,7 +840,7 @@
         <w:spacing w:after="120"/>
       </w:pPr>
       <w:r>
-        <w:t xml:space="preserve">À la sortie, le repo de la squad a un README minimal mais utile, écrit sur le dépôt réel : nom, description, comment lancer (testé), comment contribuer (renvoyant aux conventions existantes). N’importe qui ouvrant le dépôt — nouveau, collègue, soi-même dans six mois — comprend en un coup d’œil ce qu’est le projet et peut le démarrer sans aide. Le repo a une identité. La métrique Fichiers standards progresse sur son élément le plus visible, prêt à être enrichi au #96.</w:t>
+        <w:t xml:space="preserve">À la sortie, le repo de la squad a un README minimal mais utile, écrit sur le dépôt réel : nom, description, comment lancer (testé), comment contribuer (renvoyant aux conventions existantes). N’importe qui ouvrant le dépôt — nouveau, collègue, soi-même dans six mois — comprend en un coup d’œil ce qu’est le projet et peut le démarrer sans aide. Le repo a une identité. La métrique Fichiers standards progresse sur son élément le plus visible, prêt à être enrichi au enrichir le README : du minimal au complet.</w:t>
       </w:r>
     </w:p>
     <w:p>
@@ -912,7 +912,7 @@
         <w:spacing w:after="80"/>
       </w:pPr>
       <w:r>
-        <w:t xml:space="preserve">Zone « À enrichir plus tard » — ce qu’on laisse pour le #96 (archi, dépendances, contacts détaillés).</w:t>
+        <w:t xml:space="preserve">Zone « À enrichir plus tard » — ce qu’on laisse pour le enrichir le README : du minimal au complet (archi, dépendances, contacts détaillés).</w:t>
       </w:r>
     </w:p>
     <w:p>
@@ -1040,7 +1040,7 @@
         <w:t xml:space="preserve">(5 min) Débrief</w:t>
       </w:r>
       <w:r>
-        <w:t xml:space="preserve"> — on constate : le repo a une identité. On note ce qu’on enrichira au #96.</w:t>
+        <w:t xml:space="preserve"> — on constate : le repo a une identité. On note ce qu’on enrichira au enrichir le README : du minimal au complet.</w:t>
       </w:r>
     </w:p>
     <w:p>
@@ -1100,7 +1100,7 @@
         <w:spacing w:after="80"/>
       </w:pPr>
       <w:r>
-        <w:t xml:space="preserve">La liste de ce qui sera enrichi au #96.</w:t>
+        <w:t xml:space="preserve">La liste de ce qui sera enrichi au enrichir le README : du minimal au complet.</w:t>
       </w:r>
     </w:p>
     <w:p>
@@ -1116,7 +1116,7 @@
         <w:spacing w:after="120"/>
       </w:pPr>
       <w:r>
-        <w:t xml:space="preserve">Ce README minimal est le premier fichier standard du repo. La suite : #95 (.gitignore adapté à la stack), #96 (enrichissement du README — architecture, dépendances, contacts), #97 (CHANGELOG manuel et son processus), #98 (automatisation du CHANGELOG, qui renvoie à la capsule #72). Le #96 prolongera directement ce README minimal en documentation complète.</w:t>
+        <w:t xml:space="preserve">Ce README minimal est le premier fichier standard du repo. La suite : (.gitignore adapté à la stack), (enrichissement du README — architecture, dépendances, contacts), (CHANGELOG manuel et son processus), (automatisation du CHANGELOG, qui renvoie à la capsule). Le enrichir le README : du minimal au complet prolongera directement ce README minimal en documentation complète.</w:t>
       </w:r>
     </w:p>
     <w:p>
